--- a/P2/plan/ตัวอย่างนวัตกรรม.docx
+++ b/P2/plan/ตัวอย่างนวัตกรรม.docx
@@ -6286,7 +6286,7 @@
                 <w:color w:val="202A44"/>
                 <w:sz w:val="16"/>
               </w:rPr>
-              <w:t>มาตราแม่กบ</w:t>
+              <w:t>มาตราแม่กน</w:t>
             </w:r>
           </w:p>
         </w:tc>
@@ -6319,7 +6319,7 @@
                 <w:color w:val="202A44"/>
                 <w:sz w:val="15"/>
               </w:rPr>
-              <w:t>เก็บเสบียงแม่กบ, ไขปริศนาชาวเกาะ, ด่านดาวพิชิตแม่กบ</w:t>
+              <w:t>เติมเชื้อเพลิงยานแม่กน, สแกนรหัสลับต่างดาว, ด่านดาวพิชิตแม่กน</w:t>
             </w:r>
           </w:p>
         </w:tc>
@@ -6393,7 +6393,7 @@
                 <w:color w:val="202A44"/>
                 <w:sz w:val="16"/>
               </w:rPr>
-              <w:t>มาตราแม่กน</w:t>
+              <w:t>มาตราแม่กบ</w:t>
             </w:r>
           </w:p>
         </w:tc>
@@ -6426,7 +6426,7 @@
                 <w:color w:val="202A44"/>
                 <w:sz w:val="15"/>
               </w:rPr>
-              <w:t>เติมเชื้อเพลิงยานแม่กน, สแกนรหัสลับต่างดาว, ด่านดาวพิชิตแม่กน</w:t>
+              <w:t>เก็บเสบียงแม่กบ, ไขปริศนาชาวเกาะ, ด่านดาวพิชิตแม่กบ</w:t>
             </w:r>
           </w:p>
         </w:tc>
